--- a/rapports/2026-06-30/rapport_hebdo_2026-06-30.docx
+++ b/rapports/2026-06-30/rapport_hebdo_2026-06-30.docx
@@ -42,6 +42,21 @@
     <w:p>
       <w:r>
         <w:t>À la date du 30 juin 2026, la collecte cumule 2015 ménages sur 187 DR couverts par 35 équipes (137 enquêteurs).</w:t>
+      </w:r>
+    </w:p>
+    <w:p>
+      <w:r>
+        <w:rPr>
+          <w:b/>
+          <w:color w:val="1F6FEB"/>
+        </w:rPr>
+        <w:t xml:space="preserve">Progression globale : </w:t>
+      </w:r>
+      <w:r>
+        <w:rPr>
+          <w:b/>
+        </w:rPr>
+        <w:t>2015 / 4212 ménages collectés (47.8 %)  ·  187 / 351 DR couverts (53.3 %).</w:t>
       </w:r>
     </w:p>
     <w:p>
@@ -35482,7 +35497,7 @@
           <w:color w:val="64748B"/>
           <w:sz w:val="16"/>
         </w:rPr>
-        <w:t>Rapport généré automatiquement le 2026-06-30 09:34</w:t>
+        <w:t>Rapport généré automatiquement le 2026-06-30 10:51</w:t>
       </w:r>
     </w:p>
     <w:sectPr>

--- a/rapports/2026-06-30/rapport_hebdo_2026-06-30.docx
+++ b/rapports/2026-06-30/rapport_hebdo_2026-06-30.docx
@@ -41,7 +41,7 @@
     <w:p/>
     <w:p>
       <w:r>
-        <w:t>À la date du 30 juin 2026, la collecte cumule 2015 ménages sur 187 DR couverts par 35 équipes (137 enquêteurs).</w:t>
+        <w:t>À la date du 30 juin 2026, la collecte cumule 2015 ménages collectés (dont 1834 valides) par 35 équipes (137 enquêteurs).</w:t>
       </w:r>
     </w:p>
     <w:p>
@@ -56,7 +56,7 @@
         <w:rPr>
           <w:b/>
         </w:rPr>
-        <w:t>2015 / 4212 ménages collectés (47.8 %)  ·  187 / 351 DR couverts (53.3 %).</w:t>
+        <w:t>1834 / 4212 ménages valides (43.5 %)  ·  171 / 351 DR couverts (48.7 %).</w:t>
       </w:r>
     </w:p>
     <w:p>
@@ -204,21 +204,21 @@
               <w:rPr>
                 <w:sz w:val="18"/>
               </w:rPr>
-              <w:t>8</w:t>
-            </w:r>
-          </w:p>
-        </w:tc>
-        <w:tc>
-          <w:tcPr>
-            <w:tcW w:type="dxa" w:w="2160"/>
-            <w:shd w:val="clear" w:color="auto" w:fill="FFFFFF"/>
-          </w:tcPr>
-          <w:p>
-            <w:r>
-              <w:rPr>
-                <w:sz w:val="18"/>
-              </w:rPr>
-              <w:t>80</w:t>
+              <w:t>7</w:t>
+            </w:r>
+          </w:p>
+        </w:tc>
+        <w:tc>
+          <w:tcPr>
+            <w:tcW w:type="dxa" w:w="2160"/>
+            <w:shd w:val="clear" w:color="auto" w:fill="FFFFFF"/>
+          </w:tcPr>
+          <w:p>
+            <w:r>
+              <w:rPr>
+                <w:sz w:val="18"/>
+              </w:rPr>
+              <w:t>70</w:t>
             </w:r>
           </w:p>
         </w:tc>
@@ -234,7 +234,7 @@
               <w:rPr>
                 <w:sz w:val="18"/>
               </w:rPr>
-              <w:t>OULIMATA DIENE (EQ1)</w:t>
+              <w:t>OUSSEYNOU BOYE (EQ12)</w:t>
             </w:r>
           </w:p>
         </w:tc>
@@ -262,21 +262,21 @@
               <w:rPr>
                 <w:sz w:val="18"/>
               </w:rPr>
-              <w:t>7</w:t>
-            </w:r>
-          </w:p>
-        </w:tc>
-        <w:tc>
-          <w:tcPr>
-            <w:tcW w:type="dxa" w:w="2160"/>
-            <w:shd w:val="clear" w:color="auto" w:fill="F4F8F7"/>
-          </w:tcPr>
-          <w:p>
-            <w:r>
-              <w:rPr>
-                <w:sz w:val="18"/>
-              </w:rPr>
-              <w:t>70</w:t>
+              <w:t>6</w:t>
+            </w:r>
+          </w:p>
+        </w:tc>
+        <w:tc>
+          <w:tcPr>
+            <w:tcW w:type="dxa" w:w="2160"/>
+            <w:shd w:val="clear" w:color="auto" w:fill="F4F8F7"/>
+          </w:tcPr>
+          <w:p>
+            <w:r>
+              <w:rPr>
+                <w:sz w:val="18"/>
+              </w:rPr>
+              <w:t>60</w:t>
             </w:r>
           </w:p>
         </w:tc>
@@ -292,7 +292,7 @@
               <w:rPr>
                 <w:sz w:val="18"/>
               </w:rPr>
-              <w:t>OUSSEYNOU BOYE (EQ12)</w:t>
+              <w:t>OULIMATA DIENE (EQ1)</w:t>
             </w:r>
           </w:p>
         </w:tc>
@@ -350,7 +350,7 @@
               <w:rPr>
                 <w:sz w:val="18"/>
               </w:rPr>
-              <w:t>MAIMOUNA KOURMANG (EQ35)</w:t>
+              <w:t>EL HADJ FALLOU DIALLO (EQ24)</w:t>
             </w:r>
           </w:p>
         </w:tc>
@@ -408,7 +408,7 @@
               <w:rPr>
                 <w:sz w:val="18"/>
               </w:rPr>
-              <w:t>DIARIETOU DJIBA (EQ5)</w:t>
+              <w:t>TALLA NGOM (EQ25)</w:t>
             </w:r>
           </w:p>
         </w:tc>
@@ -466,7 +466,7 @@
               <w:rPr>
                 <w:sz w:val="18"/>
               </w:rPr>
-              <w:t>MANSOUR NDAO (EQ20)</w:t>
+              <w:t>FATOU NDIAYE GAYE (EQ11)</w:t>
             </w:r>
           </w:p>
         </w:tc>
@@ -494,21 +494,21 @@
               <w:rPr>
                 <w:sz w:val="18"/>
               </w:rPr>
-              <w:t>6</w:t>
-            </w:r>
-          </w:p>
-        </w:tc>
-        <w:tc>
-          <w:tcPr>
-            <w:tcW w:type="dxa" w:w="2160"/>
-            <w:shd w:val="clear" w:color="auto" w:fill="F4F8F7"/>
-          </w:tcPr>
-          <w:p>
-            <w:r>
-              <w:rPr>
-                <w:sz w:val="18"/>
-              </w:rPr>
-              <w:t>60</w:t>
+              <w:t>5</w:t>
+            </w:r>
+          </w:p>
+        </w:tc>
+        <w:tc>
+          <w:tcPr>
+            <w:tcW w:type="dxa" w:w="2160"/>
+            <w:shd w:val="clear" w:color="auto" w:fill="F4F8F7"/>
+          </w:tcPr>
+          <w:p>
+            <w:r>
+              <w:rPr>
+                <w:sz w:val="18"/>
+              </w:rPr>
+              <w:t>50</w:t>
             </w:r>
           </w:p>
         </w:tc>
@@ -524,7 +524,7 @@
               <w:rPr>
                 <w:sz w:val="18"/>
               </w:rPr>
-              <w:t>BAYE ASSE DIOP (EQ17)</w:t>
+              <w:t>BAYE CHEIKH NIANG (EQ10)</w:t>
             </w:r>
           </w:p>
         </w:tc>
@@ -552,21 +552,21 @@
               <w:rPr>
                 <w:sz w:val="18"/>
               </w:rPr>
-              <w:t>6</w:t>
-            </w:r>
-          </w:p>
-        </w:tc>
-        <w:tc>
-          <w:tcPr>
-            <w:tcW w:type="dxa" w:w="2160"/>
-            <w:shd w:val="clear" w:color="auto" w:fill="FFFFFF"/>
-          </w:tcPr>
-          <w:p>
-            <w:r>
-              <w:rPr>
-                <w:sz w:val="18"/>
-              </w:rPr>
-              <w:t>60</w:t>
+              <w:t>5</w:t>
+            </w:r>
+          </w:p>
+        </w:tc>
+        <w:tc>
+          <w:tcPr>
+            <w:tcW w:type="dxa" w:w="2160"/>
+            <w:shd w:val="clear" w:color="auto" w:fill="FFFFFF"/>
+          </w:tcPr>
+          <w:p>
+            <w:r>
+              <w:rPr>
+                <w:sz w:val="18"/>
+              </w:rPr>
+              <w:t>50</w:t>
             </w:r>
           </w:p>
         </w:tc>
@@ -582,7 +582,7 @@
               <w:rPr>
                 <w:sz w:val="18"/>
               </w:rPr>
-              <w:t>EL HADJ FALLOU DIALLO (EQ24)</w:t>
+              <w:t>MANSOUR NDAO (EQ20)</w:t>
             </w:r>
           </w:p>
         </w:tc>
@@ -610,21 +610,21 @@
               <w:rPr>
                 <w:sz w:val="18"/>
               </w:rPr>
-              <w:t>6</w:t>
-            </w:r>
-          </w:p>
-        </w:tc>
-        <w:tc>
-          <w:tcPr>
-            <w:tcW w:type="dxa" w:w="2160"/>
-            <w:shd w:val="clear" w:color="auto" w:fill="F4F8F7"/>
-          </w:tcPr>
-          <w:p>
-            <w:r>
-              <w:rPr>
-                <w:sz w:val="18"/>
-              </w:rPr>
-              <w:t>60</w:t>
+              <w:t>5</w:t>
+            </w:r>
+          </w:p>
+        </w:tc>
+        <w:tc>
+          <w:tcPr>
+            <w:tcW w:type="dxa" w:w="2160"/>
+            <w:shd w:val="clear" w:color="auto" w:fill="F4F8F7"/>
+          </w:tcPr>
+          <w:p>
+            <w:r>
+              <w:rPr>
+                <w:sz w:val="18"/>
+              </w:rPr>
+              <w:t>50</w:t>
             </w:r>
           </w:p>
         </w:tc>
@@ -640,7 +640,7 @@
               <w:rPr>
                 <w:sz w:val="18"/>
               </w:rPr>
-              <w:t>TALLA NGOM (EQ25)</w:t>
+              <w:t>AMINATA DJIBY NDIAYE (EQ13)</w:t>
             </w:r>
           </w:p>
         </w:tc>
@@ -668,21 +668,21 @@
               <w:rPr>
                 <w:sz w:val="18"/>
               </w:rPr>
-              <w:t>6</w:t>
-            </w:r>
-          </w:p>
-        </w:tc>
-        <w:tc>
-          <w:tcPr>
-            <w:tcW w:type="dxa" w:w="2160"/>
-            <w:shd w:val="clear" w:color="auto" w:fill="FFFFFF"/>
-          </w:tcPr>
-          <w:p>
-            <w:r>
-              <w:rPr>
-                <w:sz w:val="18"/>
-              </w:rPr>
-              <w:t>60</w:t>
+              <w:t>5</w:t>
+            </w:r>
+          </w:p>
+        </w:tc>
+        <w:tc>
+          <w:tcPr>
+            <w:tcW w:type="dxa" w:w="2160"/>
+            <w:shd w:val="clear" w:color="auto" w:fill="FFFFFF"/>
+          </w:tcPr>
+          <w:p>
+            <w:r>
+              <w:rPr>
+                <w:sz w:val="18"/>
+              </w:rPr>
+              <w:t>50</w:t>
             </w:r>
           </w:p>
         </w:tc>
@@ -698,7 +698,7 @@
               <w:rPr>
                 <w:sz w:val="18"/>
               </w:rPr>
-              <w:t>AMADOU GUEYE (EQ26)</w:t>
+              <w:t>BAYE ASSE DIOP (EQ17)</w:t>
             </w:r>
           </w:p>
         </w:tc>
@@ -726,21 +726,21 @@
               <w:rPr>
                 <w:sz w:val="18"/>
               </w:rPr>
-              <w:t>6</w:t>
-            </w:r>
-          </w:p>
-        </w:tc>
-        <w:tc>
-          <w:tcPr>
-            <w:tcW w:type="dxa" w:w="2160"/>
-            <w:shd w:val="clear" w:color="auto" w:fill="F4F8F7"/>
-          </w:tcPr>
-          <w:p>
-            <w:r>
-              <w:rPr>
-                <w:sz w:val="18"/>
-              </w:rPr>
-              <w:t>60</w:t>
+              <w:t>5</w:t>
+            </w:r>
+          </w:p>
+        </w:tc>
+        <w:tc>
+          <w:tcPr>
+            <w:tcW w:type="dxa" w:w="2160"/>
+            <w:shd w:val="clear" w:color="auto" w:fill="F4F8F7"/>
+          </w:tcPr>
+          <w:p>
+            <w:r>
+              <w:rPr>
+                <w:sz w:val="18"/>
+              </w:rPr>
+              <w:t>50</w:t>
             </w:r>
           </w:p>
         </w:tc>
@@ -756,7 +756,7 @@
               <w:rPr>
                 <w:sz w:val="18"/>
               </w:rPr>
-              <w:t>AWA DIALLO (EQ3)</w:t>
+              <w:t>DAME NIANG (EQ23)</w:t>
             </w:r>
           </w:p>
         </w:tc>
@@ -784,21 +784,21 @@
               <w:rPr>
                 <w:sz w:val="18"/>
               </w:rPr>
-              <w:t>6</w:t>
-            </w:r>
-          </w:p>
-        </w:tc>
-        <w:tc>
-          <w:tcPr>
-            <w:tcW w:type="dxa" w:w="2160"/>
-            <w:shd w:val="clear" w:color="auto" w:fill="FFFFFF"/>
-          </w:tcPr>
-          <w:p>
-            <w:r>
-              <w:rPr>
-                <w:sz w:val="18"/>
-              </w:rPr>
-              <w:t>60</w:t>
+              <w:t>5</w:t>
+            </w:r>
+          </w:p>
+        </w:tc>
+        <w:tc>
+          <w:tcPr>
+            <w:tcW w:type="dxa" w:w="2160"/>
+            <w:shd w:val="clear" w:color="auto" w:fill="FFFFFF"/>
+          </w:tcPr>
+          <w:p>
+            <w:r>
+              <w:rPr>
+                <w:sz w:val="18"/>
+              </w:rPr>
+              <w:t>50</w:t>
             </w:r>
           </w:p>
         </w:tc>
@@ -814,7 +814,7 @@
               <w:rPr>
                 <w:sz w:val="18"/>
               </w:rPr>
-              <w:t>MODOU DIONE (EQ29)</w:t>
+              <w:t>AMADOU GUEYE (EQ26)</w:t>
             </w:r>
           </w:p>
         </w:tc>
@@ -842,21 +842,21 @@
               <w:rPr>
                 <w:sz w:val="18"/>
               </w:rPr>
-              <w:t>6</w:t>
-            </w:r>
-          </w:p>
-        </w:tc>
-        <w:tc>
-          <w:tcPr>
-            <w:tcW w:type="dxa" w:w="2160"/>
-            <w:shd w:val="clear" w:color="auto" w:fill="F4F8F7"/>
-          </w:tcPr>
-          <w:p>
-            <w:r>
-              <w:rPr>
-                <w:sz w:val="18"/>
-              </w:rPr>
-              <w:t>60</w:t>
+              <w:t>5</w:t>
+            </w:r>
+          </w:p>
+        </w:tc>
+        <w:tc>
+          <w:tcPr>
+            <w:tcW w:type="dxa" w:w="2160"/>
+            <w:shd w:val="clear" w:color="auto" w:fill="F4F8F7"/>
+          </w:tcPr>
+          <w:p>
+            <w:r>
+              <w:rPr>
+                <w:sz w:val="18"/>
+              </w:rPr>
+              <w:t>50</w:t>
             </w:r>
           </w:p>
         </w:tc>
@@ -872,7 +872,7 @@
               <w:rPr>
                 <w:sz w:val="18"/>
               </w:rPr>
-              <w:t>DJIBRIL BA (EQ6)</w:t>
+              <w:t>SOUDOU FAYE (EQ22)</w:t>
             </w:r>
           </w:p>
         </w:tc>
@@ -900,21 +900,21 @@
               <w:rPr>
                 <w:sz w:val="18"/>
               </w:rPr>
-              <w:t>6</w:t>
-            </w:r>
-          </w:p>
-        </w:tc>
-        <w:tc>
-          <w:tcPr>
-            <w:tcW w:type="dxa" w:w="2160"/>
-            <w:shd w:val="clear" w:color="auto" w:fill="FFFFFF"/>
-          </w:tcPr>
-          <w:p>
-            <w:r>
-              <w:rPr>
-                <w:sz w:val="18"/>
-              </w:rPr>
-              <w:t>60</w:t>
+              <w:t>5</w:t>
+            </w:r>
+          </w:p>
+        </w:tc>
+        <w:tc>
+          <w:tcPr>
+            <w:tcW w:type="dxa" w:w="2160"/>
+            <w:shd w:val="clear" w:color="auto" w:fill="FFFFFF"/>
+          </w:tcPr>
+          <w:p>
+            <w:r>
+              <w:rPr>
+                <w:sz w:val="18"/>
+              </w:rPr>
+              <w:t>50</w:t>
             </w:r>
           </w:p>
         </w:tc>
@@ -930,7 +930,7 @@
               <w:rPr>
                 <w:sz w:val="18"/>
               </w:rPr>
-              <w:t>FATOU NDIAYE GAYE (EQ11)</w:t>
+              <w:t>SENABOU BADJI (EQ32)</w:t>
             </w:r>
           </w:p>
         </w:tc>
@@ -988,7 +988,7 @@
               <w:rPr>
                 <w:sz w:val="18"/>
               </w:rPr>
-              <w:t>BAYE CHEIKH NIANG (EQ10)</w:t>
+              <w:t>FODE BAYO (EQ33)</w:t>
             </w:r>
           </w:p>
         </w:tc>
@@ -1046,7 +1046,7 @@
               <w:rPr>
                 <w:sz w:val="18"/>
               </w:rPr>
-              <w:t>AMINATA DJIBY NDIAYE (EQ13)</w:t>
+              <w:t>AWA DIALLO (EQ3)</w:t>
             </w:r>
           </w:p>
         </w:tc>
@@ -1104,7 +1104,7 @@
               <w:rPr>
                 <w:sz w:val="18"/>
               </w:rPr>
-              <w:t>SOUDOU FAYE (EQ22)</w:t>
+              <w:t>MODOU DIONE (EQ29)</w:t>
             </w:r>
           </w:p>
         </w:tc>
@@ -1162,7 +1162,7 @@
               <w:rPr>
                 <w:sz w:val="18"/>
               </w:rPr>
-              <w:t>DAME NIANG (EQ23)</w:t>
+              <w:t>OUSMANE MBENGUE (EQ28)</w:t>
             </w:r>
           </w:p>
         </w:tc>
@@ -1220,7 +1220,7 @@
               <w:rPr>
                 <w:sz w:val="18"/>
               </w:rPr>
-              <w:t>OUMAR WELE (EQ14)</w:t>
+              <w:t>ELHADJI DJIBRIL DIOUF (EQ27)</w:t>
             </w:r>
           </w:p>
         </w:tc>
@@ -1278,21 +1278,21 @@
               <w:rPr>
                 <w:sz w:val="18"/>
               </w:rPr>
-              <w:t>FODE BAYO (EQ33)</w:t>
-            </w:r>
-          </w:p>
-        </w:tc>
-        <w:tc>
-          <w:tcPr>
-            <w:tcW w:type="dxa" w:w="2160"/>
-            <w:shd w:val="clear" w:color="auto" w:fill="F4F8F7"/>
-          </w:tcPr>
-          <w:p>
-            <w:r>
-              <w:rPr>
-                <w:sz w:val="18"/>
-              </w:rPr>
-              <w:t>10</w:t>
+              <w:t>BABACAR SENE (EQ9)</w:t>
+            </w:r>
+          </w:p>
+        </w:tc>
+        <w:tc>
+          <w:tcPr>
+            <w:tcW w:type="dxa" w:w="2160"/>
+            <w:shd w:val="clear" w:color="auto" w:fill="F4F8F7"/>
+          </w:tcPr>
+          <w:p>
+            <w:r>
+              <w:rPr>
+                <w:sz w:val="18"/>
+              </w:rPr>
+              <w:t>11</w:t>
             </w:r>
           </w:p>
         </w:tc>
@@ -1320,7 +1320,7 @@
               <w:rPr>
                 <w:sz w:val="18"/>
               </w:rPr>
-              <w:t>50</w:t>
+              <w:t>45,5</w:t>
             </w:r>
           </w:p>
         </w:tc>
@@ -1336,7 +1336,7 @@
               <w:rPr>
                 <w:sz w:val="18"/>
               </w:rPr>
-              <w:t>SENABOU BADJI (EQ32)</w:t>
+              <w:t>ABDOU KHADRE FALL (EQ8)</w:t>
             </w:r>
           </w:p>
         </w:tc>
@@ -1394,7 +1394,7 @@
               <w:rPr>
                 <w:sz w:val="18"/>
               </w:rPr>
-              <w:t>ROKHAYA NGOM (EQ31)</w:t>
+              <w:t>DIARIETOU DJIBA (EQ5)</w:t>
             </w:r>
           </w:p>
         </w:tc>
@@ -1452,7 +1452,7 @@
               <w:rPr>
                 <w:sz w:val="18"/>
               </w:rPr>
-              <w:t>MAME DIARRA COLY (EQ34)</w:t>
+              <w:t>DJIBRIL BA (EQ6)</w:t>
             </w:r>
           </w:p>
         </w:tc>
@@ -1510,7 +1510,7 @@
               <w:rPr>
                 <w:sz w:val="18"/>
               </w:rPr>
-              <w:t>DOUDOU SANE (EQ19)</w:t>
+              <w:t>MATAR GUEYE (EQ4)</w:t>
             </w:r>
           </w:p>
         </w:tc>
@@ -1568,7 +1568,7 @@
               <w:rPr>
                 <w:sz w:val="18"/>
               </w:rPr>
-              <w:t>ABIBOU NDIAYE (EQ30)</w:t>
+              <w:t>MAIMOUNA KOURMANG (EQ35)</w:t>
             </w:r>
           </w:p>
         </w:tc>
@@ -1626,7 +1626,7 @@
               <w:rPr>
                 <w:sz w:val="18"/>
               </w:rPr>
-              <w:t>OUSMANE MBENGUE (EQ28)</w:t>
+              <w:t>MAMADOU MOURTALLA DIENG (EQ15)</w:t>
             </w:r>
           </w:p>
         </w:tc>
@@ -1654,21 +1654,21 @@
               <w:rPr>
                 <w:sz w:val="18"/>
               </w:rPr>
-              <w:t>5</w:t>
-            </w:r>
-          </w:p>
-        </w:tc>
-        <w:tc>
-          <w:tcPr>
-            <w:tcW w:type="dxa" w:w="2160"/>
-            <w:shd w:val="clear" w:color="auto" w:fill="F4F8F7"/>
-          </w:tcPr>
-          <w:p>
-            <w:r>
-              <w:rPr>
-                <w:sz w:val="18"/>
-              </w:rPr>
-              <w:t>50</w:t>
+              <w:t>4</w:t>
+            </w:r>
+          </w:p>
+        </w:tc>
+        <w:tc>
+          <w:tcPr>
+            <w:tcW w:type="dxa" w:w="2160"/>
+            <w:shd w:val="clear" w:color="auto" w:fill="F4F8F7"/>
+          </w:tcPr>
+          <w:p>
+            <w:r>
+              <w:rPr>
+                <w:sz w:val="18"/>
+              </w:rPr>
+              <w:t>40</w:t>
             </w:r>
           </w:p>
         </w:tc>
@@ -1684,7 +1684,7 @@
               <w:rPr>
                 <w:sz w:val="18"/>
               </w:rPr>
-              <w:t>ELHADJI DJIBRIL DIOUF (EQ27)</w:t>
+              <w:t>DOUDOU SANE (EQ19)</w:t>
             </w:r>
           </w:p>
         </w:tc>
@@ -1712,21 +1712,21 @@
               <w:rPr>
                 <w:sz w:val="18"/>
               </w:rPr>
-              <w:t>5</w:t>
-            </w:r>
-          </w:p>
-        </w:tc>
-        <w:tc>
-          <w:tcPr>
-            <w:tcW w:type="dxa" w:w="2160"/>
-            <w:shd w:val="clear" w:color="auto" w:fill="FFFFFF"/>
-          </w:tcPr>
-          <w:p>
-            <w:r>
-              <w:rPr>
-                <w:sz w:val="18"/>
-              </w:rPr>
-              <w:t>50</w:t>
+              <w:t>4</w:t>
+            </w:r>
+          </w:p>
+        </w:tc>
+        <w:tc>
+          <w:tcPr>
+            <w:tcW w:type="dxa" w:w="2160"/>
+            <w:shd w:val="clear" w:color="auto" w:fill="FFFFFF"/>
+          </w:tcPr>
+          <w:p>
+            <w:r>
+              <w:rPr>
+                <w:sz w:val="18"/>
+              </w:rPr>
+              <w:t>40</w:t>
             </w:r>
           </w:p>
         </w:tc>
@@ -1742,7 +1742,7 @@
               <w:rPr>
                 <w:sz w:val="18"/>
               </w:rPr>
-              <w:t>MATAR GUEYE (EQ4)</w:t>
+              <w:t>AL HASSANE DIOUF (EQ21)</w:t>
             </w:r>
           </w:p>
         </w:tc>
@@ -1770,21 +1770,21 @@
               <w:rPr>
                 <w:sz w:val="18"/>
               </w:rPr>
-              <w:t>5</w:t>
-            </w:r>
-          </w:p>
-        </w:tc>
-        <w:tc>
-          <w:tcPr>
-            <w:tcW w:type="dxa" w:w="2160"/>
-            <w:shd w:val="clear" w:color="auto" w:fill="F4F8F7"/>
-          </w:tcPr>
-          <w:p>
-            <w:r>
-              <w:rPr>
-                <w:sz w:val="18"/>
-              </w:rPr>
-              <w:t>50</w:t>
+              <w:t>4</w:t>
+            </w:r>
+          </w:p>
+        </w:tc>
+        <w:tc>
+          <w:tcPr>
+            <w:tcW w:type="dxa" w:w="2160"/>
+            <w:shd w:val="clear" w:color="auto" w:fill="F4F8F7"/>
+          </w:tcPr>
+          <w:p>
+            <w:r>
+              <w:rPr>
+                <w:sz w:val="18"/>
+              </w:rPr>
+              <w:t>40</w:t>
             </w:r>
           </w:p>
         </w:tc>
@@ -1800,7 +1800,7 @@
               <w:rPr>
                 <w:sz w:val="18"/>
               </w:rPr>
-              <w:t>SARA NIANG (EQ7)</w:t>
+              <w:t>ALASSANE HENRY DIEDHIOU (EQ16)</w:t>
             </w:r>
           </w:p>
         </w:tc>
@@ -1828,21 +1828,21 @@
               <w:rPr>
                 <w:sz w:val="18"/>
               </w:rPr>
-              <w:t>5</w:t>
-            </w:r>
-          </w:p>
-        </w:tc>
-        <w:tc>
-          <w:tcPr>
-            <w:tcW w:type="dxa" w:w="2160"/>
-            <w:shd w:val="clear" w:color="auto" w:fill="FFFFFF"/>
-          </w:tcPr>
-          <w:p>
-            <w:r>
-              <w:rPr>
-                <w:sz w:val="18"/>
-              </w:rPr>
-              <w:t>50</w:t>
+              <w:t>4</w:t>
+            </w:r>
+          </w:p>
+        </w:tc>
+        <w:tc>
+          <w:tcPr>
+            <w:tcW w:type="dxa" w:w="2160"/>
+            <w:shd w:val="clear" w:color="auto" w:fill="FFFFFF"/>
+          </w:tcPr>
+          <w:p>
+            <w:r>
+              <w:rPr>
+                <w:sz w:val="18"/>
+              </w:rPr>
+              <w:t>40</w:t>
             </w:r>
           </w:p>
         </w:tc>
@@ -1858,7 +1858,7 @@
               <w:rPr>
                 <w:sz w:val="18"/>
               </w:rPr>
-              <w:t>ABDOU KHADRE FALL (EQ8)</w:t>
+              <w:t>ALASSANE NDOYE DIALLO (EQ18)</w:t>
             </w:r>
           </w:p>
         </w:tc>
@@ -1886,21 +1886,21 @@
               <w:rPr>
                 <w:sz w:val="18"/>
               </w:rPr>
-              <w:t>5</w:t>
-            </w:r>
-          </w:p>
-        </w:tc>
-        <w:tc>
-          <w:tcPr>
-            <w:tcW w:type="dxa" w:w="2160"/>
-            <w:shd w:val="clear" w:color="auto" w:fill="F4F8F7"/>
-          </w:tcPr>
-          <w:p>
-            <w:r>
-              <w:rPr>
-                <w:sz w:val="18"/>
-              </w:rPr>
-              <w:t>50</w:t>
+              <w:t>4</w:t>
+            </w:r>
+          </w:p>
+        </w:tc>
+        <w:tc>
+          <w:tcPr>
+            <w:tcW w:type="dxa" w:w="2160"/>
+            <w:shd w:val="clear" w:color="auto" w:fill="F4F8F7"/>
+          </w:tcPr>
+          <w:p>
+            <w:r>
+              <w:rPr>
+                <w:sz w:val="18"/>
+              </w:rPr>
+              <w:t>40</w:t>
             </w:r>
           </w:p>
         </w:tc>
@@ -1916,49 +1916,49 @@
               <w:rPr>
                 <w:sz w:val="18"/>
               </w:rPr>
-              <w:t>BABACAR SENE (EQ9)</w:t>
-            </w:r>
-          </w:p>
-        </w:tc>
-        <w:tc>
-          <w:tcPr>
-            <w:tcW w:type="dxa" w:w="2160"/>
-            <w:shd w:val="clear" w:color="auto" w:fill="FFFFFF"/>
-          </w:tcPr>
-          <w:p>
-            <w:r>
-              <w:rPr>
-                <w:sz w:val="18"/>
-              </w:rPr>
-              <w:t>11</w:t>
-            </w:r>
-          </w:p>
-        </w:tc>
-        <w:tc>
-          <w:tcPr>
-            <w:tcW w:type="dxa" w:w="2160"/>
-            <w:shd w:val="clear" w:color="auto" w:fill="FFFFFF"/>
-          </w:tcPr>
-          <w:p>
-            <w:r>
-              <w:rPr>
-                <w:sz w:val="18"/>
-              </w:rPr>
-              <w:t>5</w:t>
-            </w:r>
-          </w:p>
-        </w:tc>
-        <w:tc>
-          <w:tcPr>
-            <w:tcW w:type="dxa" w:w="2160"/>
-            <w:shd w:val="clear" w:color="auto" w:fill="FFFFFF"/>
-          </w:tcPr>
-          <w:p>
-            <w:r>
-              <w:rPr>
-                <w:sz w:val="18"/>
-              </w:rPr>
-              <w:t>45,5</w:t>
+              <w:t>OUMAR WELE (EQ14)</w:t>
+            </w:r>
+          </w:p>
+        </w:tc>
+        <w:tc>
+          <w:tcPr>
+            <w:tcW w:type="dxa" w:w="2160"/>
+            <w:shd w:val="clear" w:color="auto" w:fill="FFFFFF"/>
+          </w:tcPr>
+          <w:p>
+            <w:r>
+              <w:rPr>
+                <w:sz w:val="18"/>
+              </w:rPr>
+              <w:t>10</w:t>
+            </w:r>
+          </w:p>
+        </w:tc>
+        <w:tc>
+          <w:tcPr>
+            <w:tcW w:type="dxa" w:w="2160"/>
+            <w:shd w:val="clear" w:color="auto" w:fill="FFFFFF"/>
+          </w:tcPr>
+          <w:p>
+            <w:r>
+              <w:rPr>
+                <w:sz w:val="18"/>
+              </w:rPr>
+              <w:t>4</w:t>
+            </w:r>
+          </w:p>
+        </w:tc>
+        <w:tc>
+          <w:tcPr>
+            <w:tcW w:type="dxa" w:w="2160"/>
+            <w:shd w:val="clear" w:color="auto" w:fill="FFFFFF"/>
+          </w:tcPr>
+          <w:p>
+            <w:r>
+              <w:rPr>
+                <w:sz w:val="18"/>
+              </w:rPr>
+              <w:t>40</w:t>
             </w:r>
           </w:p>
         </w:tc>
@@ -1974,7 +1974,7 @@
               <w:rPr>
                 <w:sz w:val="18"/>
               </w:rPr>
-              <w:t>AL HASSANE DIOUF (EQ21)</w:t>
+              <w:t>ABIBOU NDIAYE (EQ30)</w:t>
             </w:r>
           </w:p>
         </w:tc>
@@ -2032,7 +2032,7 @@
               <w:rPr>
                 <w:sz w:val="18"/>
               </w:rPr>
-              <w:t>MAMADOU MOURTALLA DIENG (EQ15)</w:t>
+              <w:t>ROKHAYA NGOM (EQ31)</w:t>
             </w:r>
           </w:p>
         </w:tc>
@@ -2090,7 +2090,7 @@
               <w:rPr>
                 <w:sz w:val="18"/>
               </w:rPr>
-              <w:t>ALASSANE HENRY DIEDHIOU (EQ16)</w:t>
+              <w:t>MAME DIARRA COLY (EQ34)</w:t>
             </w:r>
           </w:p>
         </w:tc>
@@ -2148,7 +2148,7 @@
               <w:rPr>
                 <w:sz w:val="18"/>
               </w:rPr>
-              <w:t>ALASSANE NDOYE DIALLO (EQ18)</w:t>
+              <w:t>SARA NIANG (EQ7)</w:t>
             </w:r>
           </w:p>
         </w:tc>
@@ -35497,7 +35497,7 @@
           <w:color w:val="64748B"/>
           <w:sz w:val="16"/>
         </w:rPr>
-        <w:t>Rapport généré automatiquement le 2026-06-30 10:51</w:t>
+        <w:t>Rapport généré automatiquement le 2026-07-07 11:06</w:t>
       </w:r>
     </w:p>
     <w:sectPr>
